--- a/cinderella/legal/out-2026-10-07-final/Cinderella_Corp_-_RSPA_-_Ankur_Jain.docx
+++ b/cinderella/legal/out-2026-10-07-final/Cinderella_Corp_-_RSPA_-_Ankur_Jain.docx
@@ -350,7 +350,7 @@
     </w:p>
     <w:p>
       <w:r>
-        <w:t>Seed Round top-up: • Under Section 2.4 of the Strategic Adviser Agreement, at the closing of the Seed Round the Company will issue Purchaser, for no additional consideration, such additional shares of Class A Common Stock as are necessary for the Shares to represent 4% of the fully-diluted capitalization immediately following that closing. The top-up shares are fully vested on issuance and are treated as Shares under this Agreement. The actual number is whatever is required to produce 4%, and is subject to rounding. ILLUSTRATION ONLY — the Seed Round is an offering of up to $1,500,000 of Class A Common Stock at $2.025 per share with no minimum aggregate raise, so the figures below assume the full amount is sold and will differ if less is sold. On that assumption the Seed Round issues 740,741 shares for $1,500,000; the top-up is 30,864 shares, bringing Purchaser to 197,531 shares of a 4,938,272-share fully-diluted total (4.000%); and the post-Seed capitalization is Founder 3,000,000 (60.750%), Sunjay Mathews 833,333 (16.875%), Purchaser 197,531 (4.000%), the further adviser 166,667 (3.375%) and the Seed Round 740,741 (15.000%), totalling 4,938,272 shares and 100.000%. For a Seed Round of $X, the shares sold are X ÷ $2.025 rounded down to a whole share (S), and Purchaser’s post-Seed total is (4,000,000 + S) ÷ 24.</w:t>
+        <w:t>Seed Round top-up: • Under Section 2.4 of the Strategic Adviser Agreement, at the closing of the Seed Round the Company will issue Purchaser, for no additional consideration, such additional shares of Class A Common Stock as are necessary for the Shares to represent 4% of the fully-diluted capitalization immediately following that closing. The top-up shares are fully vested on issuance and are treated as Shares under this Agreement. The actual number is whatever is required to produce 4%, and is subject to rounding. ILLUSTRATION ONLY — the Seed Round is an offering of up to $1,500,000 of Class A Common Stock at $2.025 per share with no minimum aggregate raise, so the figures below assume the full amount is sold and will differ if less is sold. On that assumption the Seed Round issues 740,740 shares, being $1,500,000 ÷ $2.025 = 740,740.74 rounded down to a whole share; 740,740 shares at $2.025 is $1,499,998.50, so $1.50 of the $1,500,000 is unsubscribed as a result of the round-down. The top-up is then 30,864 shares, bringing Purchaser to 197,531 shares of a 4,938,271-share fully-diluted total (4.000%); and the post-Seed capitalization is Founder 3,000,000 (60.750%), Sunjay Mathews 833,333 (16.875%), Purchaser 197,531 (4.000%), the further adviser 166,667 (3.375%) and the Seed Round 740,740 (15.000%), totalling 4,938,271 shares and 100.000%. For a Seed Round of $X, the shares sold are X ÷ $2.025 rounded down to a whole share (S), and Purchaser’s post-Seed total is (4,000,000 + S) ÷ 24, rounded up to a whole share so that four percent (4%) is actually reached.</w:t>
       </w:r>
     </w:p>
     <w:sectPr>
